--- a/downloads/teacher/05 Materials/Unit 04/Handouts/Handout 04.04 - Home Energy Audit Checklist and Sample Bill.docx
+++ b/downloads/teacher/05 Materials/Unit 04/Handouts/Handout 04.04 - Home Energy Audit Checklist and Sample Bill.docx
@@ -46,17 +46,6 @@
         <w:t xml:space="preserve">Word bank in other languages</w:t>
       </w:r>
       <w:bookmarkEnd w:id="21"/>
-    </w:p>
-    <w:p>
-      <w:pPr>
-        <w:pStyle w:val="FirstParagraph"/>
-      </w:pPr>
-      <w:r>
-        <w:rPr>
-          <w:rStyle w:val="TeacherNote"/>
-        </w:rPr>
-        <w:t xml:space="preserve">[Check with a native speaker before printing.]</w:t>
-      </w:r>
     </w:p>
     <w:tbl>
       <w:tblPr>
@@ -2757,7 +2746,7 @@
         <w:pStyle w:val="FirstParagraph"/>
       </w:pPr>
       <w:r>
-        <w:t xml:space="preserve">Twelve fixes with a cost and an estimated saving per year. Cross out the two that cost more than $50. Rank the other ten by savings, highest first. For the three that cost money, compute payback: cost divided by savings = years.</w:t>
+        <w:t xml:space="preserve">Twelve fixes with a cost and an estimated saving per year. Cross out the two that cost more than $50. Rank the other ten by savings, highest first. For the five that cost money, compute payback: cost divided by savings = years.</w:t>
       </w:r>
     </w:p>
     <w:tbl>
@@ -3746,15 +3735,6 @@
       </w:r>
       <w:r>
         <w:t xml:space="preserve">answers depend on the room and the planted wastes.</w:t>
-      </w:r>
-      <w:r>
-        <w:t xml:space="preserve"> </w:t>
-      </w:r>
-      <w:r>
-        <w:rPr>
-          <w:rStyle w:val="TeacherNote"/>
-        </w:rPr>
-        <w:t xml:space="preserve">[Sal: list your planted wastes here before Day 2 so the check is fast.]</w:t>
       </w:r>
     </w:p>
     <w:p>
